--- a/TRABALHO DE ANALISE DE OBJETO ORIENTADO A OBJETO.docx
+++ b/TRABALHO DE ANALISE DE OBJETO ORIENTADO A OBJETO.docx
@@ -1,6 +1,6 @@
 
 <file path=word/document.xml><?xml version="1.0" encoding="utf-8"?>
-<w:document xmlns:wpc="http://schemas.microsoft.com/office/word/2010/wordprocessingCanvas" xmlns:mc="http://schemas.openxmlformats.org/markup-compatibility/2006" xmlns:o="urn:schemas-microsoft-com:office:office" xmlns:r="http://schemas.openxmlformats.org/officeDocument/2006/relationships" xmlns:m="http://schemas.openxmlformats.org/officeDocument/2006/math" xmlns:v="urn:schemas-microsoft-com:vml" xmlns:wp14="http://schemas.microsoft.com/office/word/2010/wordprocessingDrawing" xmlns:wp="http://schemas.openxmlformats.org/drawingml/2006/wordprocessingDrawing" xmlns:w10="urn:schemas-microsoft-com:office:word" xmlns:w="http://schemas.openxmlformats.org/wordprocessingml/2006/main" xmlns:w14="http://schemas.microsoft.com/office/word/2010/wordml" xmlns:w15="http://schemas.microsoft.com/office/word/2012/wordml" xmlns:wpg="http://schemas.microsoft.com/office/word/2010/wordprocessingGroup" xmlns:wpi="http://schemas.microsoft.com/office/word/2010/wordprocessingInk" xmlns:wne="http://schemas.microsoft.com/office/word/2006/wordml" xmlns:wps="http://schemas.microsoft.com/office/word/2010/wordprocessingShape" mc:Ignorable="w14 w15 wp14">
+<w:document xmlns:wpc="http://schemas.microsoft.com/office/word/2010/wordprocessingCanvas" xmlns:cx="http://schemas.microsoft.com/office/drawing/2014/chartex" xmlns:cx1="http://schemas.microsoft.com/office/drawing/2015/9/8/chartex" xmlns:cx2="http://schemas.microsoft.com/office/drawing/2015/10/21/chartex" xmlns:cx3="http://schemas.microsoft.com/office/drawing/2016/5/9/chartex" xmlns:cx4="http://schemas.microsoft.com/office/drawing/2016/5/10/chartex" xmlns:cx5="http://schemas.microsoft.com/office/drawing/2016/5/11/chartex" xmlns:cx6="http://schemas.microsoft.com/office/drawing/2016/5/12/chartex" xmlns:cx7="http://schemas.microsoft.com/office/drawing/2016/5/13/chartex" xmlns:cx8="http://schemas.microsoft.com/office/drawing/2016/5/14/chartex" xmlns:mc="http://schemas.openxmlformats.org/markup-compatibility/2006" xmlns:aink="http://schemas.microsoft.com/office/drawing/2016/ink" xmlns:am3d="http://schemas.microsoft.com/office/drawing/2017/model3d" xmlns:o="urn:schemas-microsoft-com:office:office" xmlns:oel="http://schemas.microsoft.com/office/2019/extlst" xmlns:r="http://schemas.openxmlformats.org/officeDocument/2006/relationships" xmlns:m="http://schemas.openxmlformats.org/officeDocument/2006/math" xmlns:v="urn:schemas-microsoft-com:vml" xmlns:wp14="http://schemas.microsoft.com/office/word/2010/wordprocessingDrawing" xmlns:wp="http://schemas.openxmlformats.org/drawingml/2006/wordprocessingDrawing" xmlns:w10="urn:schemas-microsoft-com:office:word" xmlns:w="http://schemas.openxmlformats.org/wordprocessingml/2006/main" xmlns:w14="http://schemas.microsoft.com/office/word/2010/wordml" xmlns:w15="http://schemas.microsoft.com/office/word/2012/wordml" xmlns:w16cex="http://schemas.microsoft.com/office/word/2018/wordml/cex" xmlns:w16cid="http://schemas.microsoft.com/office/word/2016/wordml/cid" xmlns:w16="http://schemas.microsoft.com/office/word/2018/wordml" xmlns:w16du="http://schemas.microsoft.com/office/word/2023/wordml/word16du" xmlns:w16sdtdh="http://schemas.microsoft.com/office/word/2020/wordml/sdtdatahash" xmlns:w16sdtfl="http://schemas.microsoft.com/office/word/2024/wordml/sdtformatlock" xmlns:w16se="http://schemas.microsoft.com/office/word/2015/wordml/symex" xmlns:wpg="http://schemas.microsoft.com/office/word/2010/wordprocessingGroup" xmlns:wpi="http://schemas.microsoft.com/office/word/2010/wordprocessingInk" xmlns:wne="http://schemas.microsoft.com/office/word/2006/wordml" xmlns:wps="http://schemas.microsoft.com/office/word/2010/wordprocessingShape" mc:Ignorable="w14 w15 w16se w16cid w16 w16cex w16sdtdh w16sdtfl w16du wp14">
   <w:body>
     <w:p>
       <w:pPr>
@@ -1002,18 +1002,191 @@
         </w:rPr>
         <w:t>JUSTIFICATIVAS:</w:t>
       </w:r>
-      <w:bookmarkStart w:id="0" w:name="_GoBack"/>
-      <w:bookmarkEnd w:id="0"/>
-    </w:p>
-    <w:p>
-      <w:pPr>
-        <w:rPr>
-          <w:rFonts w:ascii="Arial" w:hAnsi="Arial" w:cs="Arial"/>
-          <w:b/>
-          <w:sz w:val="20"/>
-          <w:szCs w:val="20"/>
-        </w:rPr>
-      </w:pPr>
+    </w:p>
+    <w:p>
+      <w:pPr>
+        <w:rPr>
+          <w:rFonts w:ascii="Arial" w:hAnsi="Arial" w:cs="Arial"/>
+          <w:b/>
+          <w:sz w:val="20"/>
+          <w:szCs w:val="20"/>
+        </w:rPr>
+      </w:pPr>
+    </w:p>
+    <w:p>
+      <w:pPr>
+        <w:pStyle w:val="PargrafodaLista"/>
+        <w:ind w:left="360"/>
+        <w:rPr>
+          <w:rFonts w:ascii="Arial Nova Cond" w:hAnsi="Arial Nova Cond" w:cs="Arial"/>
+          <w:b/>
+          <w:sz w:val="20"/>
+          <w:szCs w:val="20"/>
+        </w:rPr>
+      </w:pPr>
+      <w:r>
+        <w:rPr>
+          <w:rFonts w:ascii="Arial Nova Cond" w:hAnsi="Arial Nova Cond" w:cs="Arial"/>
+          <w:b/>
+          <w:sz w:val="20"/>
+          <w:szCs w:val="20"/>
+        </w:rPr>
+        <w:t>As alterações foram feitas por causa dos dois problemas que a pizzaria apontou: o pagamento online e a falta de segurança no site.</w:t>
+      </w:r>
+    </w:p>
+    <w:p>
+      <w:pPr>
+        <w:pStyle w:val="PargrafodaLista"/>
+        <w:ind w:left="360"/>
+        <w:rPr>
+          <w:rFonts w:ascii="Arial Nova Cond" w:hAnsi="Arial Nova Cond" w:cs="Arial"/>
+          <w:b/>
+          <w:sz w:val="20"/>
+          <w:szCs w:val="20"/>
+        </w:rPr>
+      </w:pPr>
+      <w:r>
+        <w:rPr>
+          <w:rFonts w:ascii="Arial Nova Cond" w:hAnsi="Arial Nova Cond" w:cs="Arial"/>
+          <w:b/>
+          <w:sz w:val="20"/>
+          <w:szCs w:val="20"/>
+        </w:rPr>
+        <w:t xml:space="preserve">O site não tinha nenhum controle de acesso. Qualquer pessoa que abrisse a página podia mexer nos pedidos, no estoque e até no caixa. Para resolver isso, colocamos login com e-mail e senha, e a senha fica guardada de forma criptografada no banco de dados. Também limitamos o que cada pessoa pode ver. O cliente só vê o cardápio e os próprios pedidos, o garçom cuida das mesas e das entregas, a cozinha só vê a fila de pedidos e o gerente é o único que mexe no caixa. Além disso, o sistema bloqueia o login por alguns minutos quando alguém erra a senha várias vezes seguidas, e as requisições e as respostas do servidor também ganharam proteções </w:t>
+      </w:r>
+      <w:proofErr w:type="gramStart"/>
+      <w:r>
+        <w:rPr>
+          <w:rFonts w:ascii="Arial Nova Cond" w:hAnsi="Arial Nova Cond" w:cs="Arial"/>
+          <w:b/>
+          <w:sz w:val="20"/>
+          <w:szCs w:val="20"/>
+        </w:rPr>
+        <w:t>contra ataques</w:t>
+      </w:r>
+      <w:proofErr w:type="gramEnd"/>
+      <w:r>
+        <w:rPr>
+          <w:rFonts w:ascii="Arial Nova Cond" w:hAnsi="Arial Nova Cond" w:cs="Arial"/>
+          <w:b/>
+          <w:sz w:val="20"/>
+          <w:szCs w:val="20"/>
+        </w:rPr>
+        <w:t xml:space="preserve"> comuns. Foram essas as quatro defesas adicionadas.</w:t>
+      </w:r>
+    </w:p>
+    <w:p>
+      <w:pPr>
+        <w:pStyle w:val="PargrafodaLista"/>
+        <w:ind w:left="360"/>
+        <w:rPr>
+          <w:rFonts w:ascii="Arial Nova Cond" w:hAnsi="Arial Nova Cond" w:cs="Arial"/>
+          <w:b/>
+          <w:sz w:val="20"/>
+          <w:szCs w:val="20"/>
+        </w:rPr>
+      </w:pPr>
+      <w:r>
+        <w:rPr>
+          <w:rFonts w:ascii="Arial Nova Cond" w:hAnsi="Arial Nova Cond" w:cs="Arial"/>
+          <w:b/>
+          <w:sz w:val="20"/>
+          <w:szCs w:val="20"/>
+        </w:rPr>
+        <w:t>O pagamento online foi retirado porque a equipe da pizzaria não se adaptou a ele, e porque guardar dados de cartão em um site tão pequeno seria um risco grande para os clientes. Com o pagamento só na entrega ou no balcão, em dinheiro ou na maquininha, a pizzaria usa o que já conhece e o site deixa de guardar qualquer dado financeiro. O garçom só registra a forma de pagamento quando recebe o dinheiro, o que deixou essa parte do sistema bem mais simples.</w:t>
+      </w:r>
+    </w:p>
+    <w:p>
+      <w:pPr>
+        <w:pStyle w:val="PargrafodaLista"/>
+        <w:ind w:left="360"/>
+        <w:rPr>
+          <w:rFonts w:ascii="Arial Nova Cond" w:hAnsi="Arial Nova Cond" w:cs="Arial"/>
+          <w:b/>
+          <w:sz w:val="20"/>
+          <w:szCs w:val="20"/>
+        </w:rPr>
+      </w:pPr>
+      <w:r>
+        <w:rPr>
+          <w:rFonts w:ascii="Arial Nova Cond" w:hAnsi="Arial Nova Cond" w:cs="Arial"/>
+          <w:b/>
+          <w:sz w:val="20"/>
+          <w:szCs w:val="20"/>
+        </w:rPr>
+        <w:t xml:space="preserve">O banco de dados passou a guardar as contas dos usuários. Para criar uma conta, o cliente informa e-mail e senha e precisa repetir a senha, o que evita erro de digitação e conta duplicada. Mudamos também algumas regras para ajudar na organização que a pizzaria pedia. Um pedido só pode ser fechado depois que a cozinha marca como pronto, e o estoque é conferido antes de o </w:t>
+      </w:r>
+      <w:r>
+        <w:rPr>
+          <w:rFonts w:ascii="Arial Nova Cond" w:hAnsi="Arial Nova Cond" w:cs="Arial"/>
+          <w:b/>
+          <w:sz w:val="20"/>
+          <w:szCs w:val="20"/>
+        </w:rPr>
+        <w:lastRenderedPageBreak/>
+        <w:t>pedido ser aceito. Assim os pedidos deixam de ficar misturados e cada funcionário sabe o que precisa fazer.</w:t>
+      </w:r>
+    </w:p>
+    <w:p>
+      <w:pPr>
+        <w:pStyle w:val="PargrafodaLista"/>
+        <w:ind w:left="360"/>
+        <w:rPr>
+          <w:rFonts w:ascii="Arial Nova Cond" w:hAnsi="Arial Nova Cond" w:cs="Arial"/>
+          <w:b/>
+          <w:sz w:val="20"/>
+          <w:szCs w:val="20"/>
+        </w:rPr>
+      </w:pPr>
+      <w:r>
+        <w:rPr>
+          <w:rFonts w:ascii="Arial Nova Cond" w:hAnsi="Arial Nova Cond" w:cs="Arial"/>
+          <w:b/>
+          <w:sz w:val="20"/>
+          <w:szCs w:val="20"/>
+        </w:rPr>
+        <w:t xml:space="preserve">Mesmo com essas mudanças, a ideia continuou sendo um site simples de usar. Refizemos o cardápio e a aparência da página para ficar com cara de pizzaria e fácil de entender, tanto para o funcionário quanto para o cliente. Como mexemos no </w:t>
+      </w:r>
+      <w:proofErr w:type="spellStart"/>
+      <w:r>
+        <w:rPr>
+          <w:rFonts w:ascii="Arial Nova Cond" w:hAnsi="Arial Nova Cond" w:cs="Arial"/>
+          <w:b/>
+          <w:sz w:val="20"/>
+          <w:szCs w:val="20"/>
+        </w:rPr>
+        <w:t>frontend</w:t>
+      </w:r>
+      <w:proofErr w:type="spellEnd"/>
+      <w:r>
+        <w:rPr>
+          <w:rFonts w:ascii="Arial Nova Cond" w:hAnsi="Arial Nova Cond" w:cs="Arial"/>
+          <w:b/>
+          <w:sz w:val="20"/>
+          <w:szCs w:val="20"/>
+        </w:rPr>
+        <w:t xml:space="preserve">, no </w:t>
+      </w:r>
+      <w:proofErr w:type="spellStart"/>
+      <w:r>
+        <w:rPr>
+          <w:rFonts w:ascii="Arial Nova Cond" w:hAnsi="Arial Nova Cond" w:cs="Arial"/>
+          <w:b/>
+          <w:sz w:val="20"/>
+          <w:szCs w:val="20"/>
+        </w:rPr>
+        <w:t>backend</w:t>
+      </w:r>
+      <w:proofErr w:type="spellEnd"/>
+      <w:r>
+        <w:rPr>
+          <w:rFonts w:ascii="Arial Nova Cond" w:hAnsi="Arial Nova Cond" w:cs="Arial"/>
+          <w:b/>
+          <w:sz w:val="20"/>
+          <w:szCs w:val="20"/>
+        </w:rPr>
+        <w:t>, no banco de dados e na autenticação, vamos precisar de mais testes para garantir que tudo continue funcionando.</w:t>
+      </w:r>
     </w:p>
     <w:p>
       <w:pPr>
@@ -1141,8 +1314,8 @@
 </file>
 
 <file path=word/numbering.xml><?xml version="1.0" encoding="utf-8"?>
-<w:numbering xmlns:wpc="http://schemas.microsoft.com/office/word/2010/wordprocessingCanvas" xmlns:mc="http://schemas.openxmlformats.org/markup-compatibility/2006" xmlns:o="urn:schemas-microsoft-com:office:office" xmlns:r="http://schemas.openxmlformats.org/officeDocument/2006/relationships" xmlns:m="http://schemas.openxmlformats.org/officeDocument/2006/math" xmlns:v="urn:schemas-microsoft-com:vml" xmlns:wp14="http://schemas.microsoft.com/office/word/2010/wordprocessingDrawing" xmlns:wp="http://schemas.openxmlformats.org/drawingml/2006/wordprocessingDrawing" xmlns:w10="urn:schemas-microsoft-com:office:word" xmlns:w="http://schemas.openxmlformats.org/wordprocessingml/2006/main" xmlns:w14="http://schemas.microsoft.com/office/word/2010/wordml" xmlns:w15="http://schemas.microsoft.com/office/word/2012/wordml" xmlns:wpg="http://schemas.microsoft.com/office/word/2010/wordprocessingGroup" xmlns:wpi="http://schemas.microsoft.com/office/word/2010/wordprocessingInk" xmlns:wne="http://schemas.microsoft.com/office/word/2006/wordml" xmlns:wps="http://schemas.microsoft.com/office/word/2010/wordprocessingShape" mc:Ignorable="w14 w15 wp14">
-  <w:abstractNum w:abstractNumId="0">
+<w:numbering xmlns:wpc="http://schemas.microsoft.com/office/word/2010/wordprocessingCanvas" xmlns:cx="http://schemas.microsoft.com/office/drawing/2014/chartex" xmlns:cx1="http://schemas.microsoft.com/office/drawing/2015/9/8/chartex" xmlns:cx2="http://schemas.microsoft.com/office/drawing/2015/10/21/chartex" xmlns:cx3="http://schemas.microsoft.com/office/drawing/2016/5/9/chartex" xmlns:cx4="http://schemas.microsoft.com/office/drawing/2016/5/10/chartex" xmlns:cx5="http://schemas.microsoft.com/office/drawing/2016/5/11/chartex" xmlns:cx6="http://schemas.microsoft.com/office/drawing/2016/5/12/chartex" xmlns:cx7="http://schemas.microsoft.com/office/drawing/2016/5/13/chartex" xmlns:cx8="http://schemas.microsoft.com/office/drawing/2016/5/14/chartex" xmlns:mc="http://schemas.openxmlformats.org/markup-compatibility/2006" xmlns:aink="http://schemas.microsoft.com/office/drawing/2016/ink" xmlns:am3d="http://schemas.microsoft.com/office/drawing/2017/model3d" xmlns:o="urn:schemas-microsoft-com:office:office" xmlns:oel="http://schemas.microsoft.com/office/2019/extlst" xmlns:r="http://schemas.openxmlformats.org/officeDocument/2006/relationships" xmlns:m="http://schemas.openxmlformats.org/officeDocument/2006/math" xmlns:v="urn:schemas-microsoft-com:vml" xmlns:wp14="http://schemas.microsoft.com/office/word/2010/wordprocessingDrawing" xmlns:wp="http://schemas.openxmlformats.org/drawingml/2006/wordprocessingDrawing" xmlns:w10="urn:schemas-microsoft-com:office:word" xmlns:w="http://schemas.openxmlformats.org/wordprocessingml/2006/main" xmlns:w14="http://schemas.microsoft.com/office/word/2010/wordml" xmlns:w15="http://schemas.microsoft.com/office/word/2012/wordml" xmlns:w16cex="http://schemas.microsoft.com/office/word/2018/wordml/cex" xmlns:w16cid="http://schemas.microsoft.com/office/word/2016/wordml/cid" xmlns:w16="http://schemas.microsoft.com/office/word/2018/wordml" xmlns:w16du="http://schemas.microsoft.com/office/word/2023/wordml/word16du" xmlns:w16sdtdh="http://schemas.microsoft.com/office/word/2020/wordml/sdtdatahash" xmlns:w16sdtfl="http://schemas.microsoft.com/office/word/2024/wordml/sdtformatlock" xmlns:w16se="http://schemas.microsoft.com/office/word/2015/wordml/symex" xmlns:wpg="http://schemas.microsoft.com/office/word/2010/wordprocessingGroup" xmlns:wpi="http://schemas.microsoft.com/office/word/2010/wordprocessingInk" xmlns:wne="http://schemas.microsoft.com/office/word/2006/wordml" xmlns:wps="http://schemas.microsoft.com/office/word/2010/wordprocessingShape" mc:Ignorable="w14 w15 w16se w16cid w16 w16cex w16sdtdh w16sdtfl w16du wp14">
+  <w:abstractNum w:abstractNumId="0" w15:restartNumberingAfterBreak="0">
     <w:nsid w:val="047078CF"/>
     <w:multiLevelType w:val="hybridMultilevel"/>
     <w:tmpl w:val="69266A94"/>
@@ -1231,7 +1404,7 @@
       </w:pPr>
     </w:lvl>
   </w:abstractNum>
-  <w:abstractNum w:abstractNumId="1">
+  <w:abstractNum w:abstractNumId="1" w15:restartNumberingAfterBreak="0">
     <w:nsid w:val="41313146"/>
     <w:multiLevelType w:val="multilevel"/>
     <w:tmpl w:val="0638EE4A"/>
@@ -1345,17 +1518,17 @@
       </w:rPr>
     </w:lvl>
   </w:abstractNum>
-  <w:num w:numId="1">
+  <w:num w:numId="1" w16cid:durableId="1962302316">
     <w:abstractNumId w:val="1"/>
   </w:num>
-  <w:num w:numId="2">
+  <w:num w:numId="2" w16cid:durableId="1090854638">
     <w:abstractNumId w:val="0"/>
   </w:num>
 </w:numbering>
 </file>
 
 <file path=word/styles.xml><?xml version="1.0" encoding="utf-8"?>
-<w:styles xmlns:mc="http://schemas.openxmlformats.org/markup-compatibility/2006" xmlns:r="http://schemas.openxmlformats.org/officeDocument/2006/relationships" xmlns:w="http://schemas.openxmlformats.org/wordprocessingml/2006/main" xmlns:w14="http://schemas.microsoft.com/office/word/2010/wordml" xmlns:w15="http://schemas.microsoft.com/office/word/2012/wordml" mc:Ignorable="w14 w15">
+<w:styles xmlns:mc="http://schemas.openxmlformats.org/markup-compatibility/2006" xmlns:r="http://schemas.openxmlformats.org/officeDocument/2006/relationships" xmlns:w="http://schemas.openxmlformats.org/wordprocessingml/2006/main" xmlns:w14="http://schemas.microsoft.com/office/word/2010/wordml" xmlns:w15="http://schemas.microsoft.com/office/word/2012/wordml" xmlns:w16cex="http://schemas.microsoft.com/office/word/2018/wordml/cex" xmlns:w16cid="http://schemas.microsoft.com/office/word/2016/wordml/cid" xmlns:w16="http://schemas.microsoft.com/office/word/2018/wordml" xmlns:w16du="http://schemas.microsoft.com/office/word/2023/wordml/word16du" xmlns:w16sdtdh="http://schemas.microsoft.com/office/word/2020/wordml/sdtdatahash" xmlns:w16sdtfl="http://schemas.microsoft.com/office/word/2024/wordml/sdtformatlock" xmlns:w16se="http://schemas.microsoft.com/office/word/2015/wordml/symex" mc:Ignorable="w14 w15 w16se w16cid w16 w16cex w16sdtdh w16sdtfl w16du">
   <w:docDefaults>
     <w:rPrDefault>
       <w:rPr>
@@ -1371,7 +1544,7 @@
       </w:pPr>
     </w:pPrDefault>
   </w:docDefaults>
-  <w:latentStyles w:defLockedState="0" w:defUIPriority="99" w:defSemiHidden="0" w:defUnhideWhenUsed="0" w:defQFormat="0" w:count="371">
+  <w:latentStyles w:defLockedState="0" w:defUIPriority="99" w:defSemiHidden="0" w:defUnhideWhenUsed="0" w:defQFormat="0" w:count="376">
     <w:lsdException w:name="Normal" w:uiPriority="0" w:qFormat="1"/>
     <w:lsdException w:name="heading 1" w:uiPriority="9" w:qFormat="1"/>
     <w:lsdException w:name="heading 2" w:semiHidden="1" w:uiPriority="9" w:unhideWhenUsed="1" w:qFormat="1"/>
@@ -1743,6 +1916,11 @@
     <w:lsdException w:name="List Table 5 Dark Accent 6" w:uiPriority="50"/>
     <w:lsdException w:name="List Table 6 Colorful Accent 6" w:uiPriority="51"/>
     <w:lsdException w:name="List Table 7 Colorful Accent 6" w:uiPriority="52"/>
+    <w:lsdException w:name="Mention" w:semiHidden="1" w:unhideWhenUsed="1"/>
+    <w:lsdException w:name="Smart Hyperlink" w:semiHidden="1" w:unhideWhenUsed="1"/>
+    <w:lsdException w:name="Hashtag" w:semiHidden="1" w:unhideWhenUsed="1"/>
+    <w:lsdException w:name="Unresolved Mention" w:semiHidden="1" w:unhideWhenUsed="1"/>
+    <w:lsdException w:name="Smart Link" w:semiHidden="1" w:unhideWhenUsed="1"/>
   </w:latentStyles>
   <w:style w:type="paragraph" w:default="1" w:styleId="Normal">
     <w:name w:val="Normal"/>
@@ -1751,7 +1929,6 @@
   <w:style w:type="character" w:default="1" w:styleId="Fontepargpadro">
     <w:name w:val="Default Paragraph Font"/>
     <w:uiPriority w:val="1"/>
-    <w:semiHidden/>
     <w:unhideWhenUsed/>
   </w:style>
   <w:style w:type="table" w:default="1" w:styleId="Tabelanormal">
